--- a/Docs/Archive/Supp Figure 2.docx
+++ b/Docs/Archive/Supp Figure 2.docx
@@ -88,21 +88,7 @@
         <w:rPr>
           <w:rFonts w:ascii="Times New Roman" w:hAnsi="Times New Roman" w:cs="Times New Roman"/>
         </w:rPr>
-        <w:t xml:space="preserve"> showing the relationship between predicted probability value on the x axis and true class likelihood based on event rate on the y axis for random forest prediction on the total testing set. Predicted probability scores from the model (panel A) show a relatively linear relationship, indicating that probability scores are relatively well aligned before calibration. Applying a multinomial isotonic regression recalibrates probability scores to better match true class likelihood (panel B</w:t>
-      </w:r>
-      <w:proofErr w:type="gramStart"/>
-      <w:r>
-        <w:rPr>
-          <w:rFonts w:ascii="Times New Roman" w:hAnsi="Times New Roman" w:cs="Times New Roman"/>
-        </w:rPr>
-        <w:t>) ,</w:t>
-      </w:r>
-      <w:proofErr w:type="gramEnd"/>
-      <w:r>
-        <w:rPr>
-          <w:rFonts w:ascii="Times New Roman" w:hAnsi="Times New Roman" w:cs="Times New Roman"/>
-        </w:rPr>
-        <w:t xml:space="preserve"> which is further confirmed by an increase in the brier score </w:t>
+        <w:t xml:space="preserve"> showing the relationship between predicted probability value on the x axis and true class likelihood based on event rate on the y axis for random forest prediction on the total testing set. Predicted probability scores from the model (panel A) show a relatively linear relationship, indicating that probability scores are relatively well aligned before calibration. Applying a multinomial isotonic regression recalibrates probability scores to better match true class likelihood (panel B), which is further confirmed by an increase in the brier score </w:t>
       </w:r>
     </w:p>
     <w:p/>
